--- a/2520030124_Practical/Practical-01/Practical-01.docx
+++ b/2520030124_Practical/Practical-01/Practical-01.docx
@@ -20,29 +20,7 @@
           <w:szCs w:val="44"/>
           <w:u w:val="single"/>
         </w:rPr>
-        <w:t xml:space="preserve">OSSP (Operating Systems </w:t>
-      </w:r>
-      <w:proofErr w:type="gramStart"/>
-      <w:r>
-        <w:rPr>
-          <w:b/>
-          <w:color w:val="EE0000"/>
-          <w:sz w:val="44"/>
-          <w:szCs w:val="44"/>
-          <w:u w:val="single"/>
-        </w:rPr>
-        <w:t>And</w:t>
-      </w:r>
-      <w:proofErr w:type="gramEnd"/>
-      <w:r>
-        <w:rPr>
-          <w:b/>
-          <w:color w:val="EE0000"/>
-          <w:sz w:val="44"/>
-          <w:szCs w:val="44"/>
-          <w:u w:val="single"/>
-        </w:rPr>
-        <w:t xml:space="preserve"> Systems Programming) - 25CS2104E</w:t>
+        <w:t>OSSP (Operating Systems And Systems Programming) - 25CS2104E</w:t>
       </w:r>
     </w:p>
     <w:p/>
@@ -151,6 +129,12 @@
           <w:color w:val="95DCF7" w:themeColor="accent4" w:themeTint="66"/>
         </w:rPr>
       </w:pPr>
+      <w:r>
+        <w:rPr>
+          <w:color w:val="95DCF7" w:themeColor="accent4" w:themeTint="66"/>
+        </w:rPr>
+        <w:t xml:space="preserve">Code : </w:t>
+      </w:r>
     </w:p>
     <w:p>
       <w:r>
@@ -158,47 +142,7 @@
           <w:noProof/>
         </w:rPr>
         <w:drawing>
-          <wp:inline distT="0" distB="0" distL="0" distR="0" wp14:anchorId="15ECE960" wp14:editId="066F9F15">
-            <wp:extent cx="5731510" cy="2224405"/>
-            <wp:effectExtent l="0" t="0" r="2540" b="4445"/>
-            <wp:docPr id="113366437" name="Picture 1"/>
-            <wp:cNvGraphicFramePr>
-              <a:graphicFrameLocks xmlns:a="http://schemas.openxmlformats.org/drawingml/2006/main" noChangeAspect="1"/>
-            </wp:cNvGraphicFramePr>
-            <a:graphic xmlns:a="http://schemas.openxmlformats.org/drawingml/2006/main">
-              <a:graphicData uri="http://schemas.openxmlformats.org/drawingml/2006/picture">
-                <pic:pic xmlns:pic="http://schemas.openxmlformats.org/drawingml/2006/picture">
-                  <pic:nvPicPr>
-                    <pic:cNvPr id="113366437" name=""/>
-                    <pic:cNvPicPr/>
-                  </pic:nvPicPr>
-                  <pic:blipFill>
-                    <a:blip r:embed="rId4"/>
-                    <a:stretch>
-                      <a:fillRect/>
-                    </a:stretch>
-                  </pic:blipFill>
-                  <pic:spPr>
-                    <a:xfrm>
-                      <a:off x="0" y="0"/>
-                      <a:ext cx="5731510" cy="2224405"/>
-                    </a:xfrm>
-                    <a:prstGeom prst="rect">
-                      <a:avLst/>
-                    </a:prstGeom>
-                  </pic:spPr>
-                </pic:pic>
-              </a:graphicData>
-            </a:graphic>
-          </wp:inline>
-        </w:drawing>
-      </w:r>
-      <w:r>
-        <w:rPr>
-          <w:noProof/>
-        </w:rPr>
-        <w:drawing>
-          <wp:inline distT="0" distB="0" distL="0" distR="0" wp14:anchorId="1CA9FC5B" wp14:editId="4042E947">
+          <wp:inline distT="0" distB="0" distL="0" distR="0" wp14:anchorId="1CA9FC5B" wp14:editId="5E48E5AD">
             <wp:extent cx="5410955" cy="1314633"/>
             <wp:effectExtent l="0" t="0" r="0" b="0"/>
             <wp:docPr id="1318261146" name="Picture 1"/>
@@ -213,7 +157,7 @@
                     <pic:cNvPicPr/>
                   </pic:nvPicPr>
                   <pic:blipFill>
-                    <a:blip r:embed="rId5"/>
+                    <a:blip r:embed="rId4"/>
                     <a:stretch>
                       <a:fillRect/>
                     </a:stretch>
@@ -276,7 +220,7 @@
                     <pic:cNvPicPr/>
                   </pic:nvPicPr>
                   <pic:blipFill>
-                    <a:blip r:embed="rId6"/>
+                    <a:blip r:embed="rId5"/>
                     <a:stretch>
                       <a:fillRect/>
                     </a:stretch>
@@ -316,7 +260,7 @@
                     <pic:cNvPicPr/>
                   </pic:nvPicPr>
                   <pic:blipFill>
-                    <a:blip r:embed="rId7"/>
+                    <a:blip r:embed="rId6"/>
                     <a:stretch>
                       <a:fillRect/>
                     </a:stretch>
@@ -350,6 +294,7 @@
         <w:rPr>
           <w:noProof/>
         </w:rPr>
+        <w:lastRenderedPageBreak/>
         <w:drawing>
           <wp:inline distT="0" distB="0" distL="0" distR="0" wp14:anchorId="53433167" wp14:editId="25F4120B">
             <wp:extent cx="5731510" cy="4500245"/>
@@ -366,7 +311,7 @@
                     <pic:cNvPicPr/>
                   </pic:nvPicPr>
                   <pic:blipFill>
-                    <a:blip r:embed="rId8"/>
+                    <a:blip r:embed="rId7"/>
                     <a:stretch>
                       <a:fillRect/>
                     </a:stretch>
@@ -416,7 +361,7 @@
                     <pic:cNvPicPr/>
                   </pic:nvPicPr>
                   <pic:blipFill>
-                    <a:blip r:embed="rId9"/>
+                    <a:blip r:embed="rId8"/>
                     <a:stretch>
                       <a:fillRect/>
                     </a:stretch>
@@ -466,7 +411,7 @@
                     <pic:cNvPicPr/>
                   </pic:nvPicPr>
                   <pic:blipFill>
-                    <a:blip r:embed="rId10"/>
+                    <a:blip r:embed="rId9"/>
                     <a:stretch>
                       <a:fillRect/>
                     </a:stretch>
@@ -513,7 +458,7 @@
                     <pic:cNvPicPr/>
                   </pic:nvPicPr>
                   <pic:blipFill>
-                    <a:blip r:embed="rId11"/>
+                    <a:blip r:embed="rId10"/>
                     <a:stretch>
                       <a:fillRect/>
                     </a:stretch>
